--- a/landing/src/content/docs/tools/voice-dictation.md.docx
+++ b/landing/src/content/docs/tools/voice-dictation.md.docx
@@ -85,6 +85,7 @@
           <w:numId w:val="1"/>
         </w:numPr>
         <w:ind w:left="720" w:hanging="360"/>
+        <w:rPr/>
       </w:pPr>
       <w:r>
         <w:rPr>
@@ -100,6 +101,7 @@
           <w:numId w:val="1"/>
         </w:numPr>
         <w:ind w:left="720" w:hanging="360"/>
+        <w:rPr/>
       </w:pPr>
       <w:r>
         <w:rPr>
@@ -115,6 +117,7 @@
           <w:numId w:val="1"/>
         </w:numPr>
         <w:ind w:left="720" w:hanging="360"/>
+        <w:rPr/>
       </w:pPr>
       <w:r>
         <w:rPr>
@@ -130,6 +133,7 @@
           <w:numId w:val="1"/>
         </w:numPr>
         <w:ind w:left="720" w:hanging="360"/>
+        <w:rPr/>
       </w:pPr>
       <w:r>
         <w:rPr>
@@ -145,6 +149,7 @@
           <w:numId w:val="1"/>
         </w:numPr>
         <w:ind w:left="720" w:hanging="360"/>
+        <w:rPr/>
       </w:pPr>
       <w:r>
         <w:rPr>
@@ -160,6 +165,7 @@
           <w:numId w:val="1"/>
         </w:numPr>
         <w:ind w:left="720" w:hanging="360"/>
+        <w:rPr/>
       </w:pPr>
       <w:r>
         <w:rPr>
@@ -175,6 +181,7 @@
           <w:numId w:val="1"/>
         </w:numPr>
         <w:ind w:left="720" w:hanging="360"/>
+        <w:rPr/>
       </w:pPr>
       <w:r>
         <w:rPr>
@@ -279,7 +286,7 @@
         <w:pStyle w:val="Heading2"/>
         <w:rPr/>
       </w:pPr>
-      <w:bookmarkStart w:colFirst="0" w:colLast="0" w:name="_b2xd0v1pvrj" w:id="0"/>
+      <w:bookmarkStart w:colFirst="0" w:colLast="0" w:name="_2stdxocr9d41" w:id="0"/>
       <w:bookmarkEnd w:id="0"/>
       <w:r>
         <w:rPr>
@@ -339,6 +346,7 @@
           <w:numId w:val="1"/>
         </w:numPr>
         <w:ind w:left="720" w:hanging="360"/>
+        <w:rPr/>
       </w:pPr>
       <w:r>
         <w:rPr>
@@ -376,6 +384,7 @@
           <w:numId w:val="1"/>
         </w:numPr>
         <w:ind w:left="720" w:hanging="360"/>
+        <w:rPr/>
       </w:pPr>
       <w:r>
         <w:rPr>
@@ -413,6 +422,7 @@
           <w:numId w:val="1"/>
         </w:numPr>
         <w:ind w:left="720" w:hanging="360"/>
+        <w:rPr/>
       </w:pPr>
       <w:r>
         <w:rPr>
@@ -427,6 +437,30 @@
           <w:rtl w:val="0"/>
         </w:rPr>
         <w:t xml:space="preserve"> — runs English Whisper inference on this machine.</w:t>
+      </w:r>
+    </w:p>
+    <w:p>
+      <w:pPr>
+        <w:numPr>
+          <w:ilvl w:val="0"/>
+          <w:numId w:val="1"/>
+        </w:numPr>
+        <w:ind w:left="720" w:hanging="360"/>
+        <w:rPr/>
+      </w:pPr>
+      <w:r>
+        <w:rPr>
+          <w:rFonts w:ascii="Roboto Mono" w:cs="Roboto Mono" w:eastAsia="Roboto Mono" w:hAnsi="Roboto Mono"/>
+          <w:color w:val="188038"/>
+          <w:rtl w:val="0"/>
+        </w:rPr>
+        <w:t xml:space="preserve">Qwen3-ASR (local server)</w:t>
+      </w:r>
+      <w:r>
+        <w:rPr>
+          <w:rtl w:val="0"/>
+        </w:rPr>
+        <w:t xml:space="preserve"> — optional local ASR HTTP server</w:t>
       </w:r>
     </w:p>
     <w:p>
@@ -570,7 +604,7 @@
         <w:pStyle w:val="Heading2"/>
         <w:rPr/>
       </w:pPr>
-      <w:bookmarkStart w:colFirst="0" w:colLast="0" w:name="_rrx4knz8ap2t" w:id="1"/>
+      <w:bookmarkStart w:colFirst="0" w:colLast="0" w:name="_8riwm9ihzwwb" w:id="1"/>
       <w:bookmarkEnd w:id="1"/>
       <w:r>
         <w:rPr>
@@ -622,6 +656,7 @@
           <w:numId w:val="1"/>
         </w:numPr>
         <w:ind w:left="720" w:hanging="360"/>
+        <w:rPr/>
       </w:pPr>
       <w:r>
         <w:rPr>
@@ -645,6 +680,7 @@
           <w:numId w:val="1"/>
         </w:numPr>
         <w:ind w:left="720" w:hanging="360"/>
+        <w:rPr/>
       </w:pPr>
       <w:r>
         <w:rPr>
@@ -808,7 +844,7 @@
         <w:pStyle w:val="Heading2"/>
         <w:rPr/>
       </w:pPr>
-      <w:bookmarkStart w:colFirst="0" w:colLast="0" w:name="_5qv461t59dpu" w:id="2"/>
+      <w:bookmarkStart w:colFirst="0" w:colLast="0" w:name="_1gof06rplb8b" w:id="2"/>
       <w:bookmarkEnd w:id="2"/>
       <w:r>
         <w:rPr>
@@ -827,6 +863,11 @@
           <w:rtl w:val="0"/>
         </w:rPr>
         <w:t xml:space="preserve">Use the composer microphone or Ctrl+M / ⌘M. Start recording, speak, then stop. The transcript is inserted into the composer for review before send.</w:t>
+      </w:r>
+      <w:r>
+        <w:rPr>
+          <w:rtl w:val="0"/>
+        </w:rPr>
       </w:r>
     </w:p>
     <w:p>
@@ -870,7 +911,7 @@
         <w:pStyle w:val="Heading2"/>
         <w:rPr/>
       </w:pPr>
-      <w:bookmarkStart w:colFirst="0" w:colLast="0" w:name="_6dpyerxfcy3" w:id="3"/>
+      <w:bookmarkStart w:colFirst="0" w:colLast="0" w:name="_8wwy6jsmc4xy" w:id="3"/>
       <w:bookmarkEnd w:id="3"/>
       <w:r>
         <w:rPr>
